--- a/docs/ho-so/EIDE-PRS-16_Prompt_vai_tro_skill.docx
+++ b/docs/ho-so/EIDE-PRS-16_Prompt_vai_tro_skill.docx
@@ -12925,7 +12925,7 @@
                 <w:sz w:val="19"/>
                 <w:szCs w:val="19"/>
               </w:rPr>
-              <w:t xml:space="preserve">false</w:t>
+              <w:t xml:space="preserve">true</w:t>
             </w:r>
           </w:p>
         </w:tc>
@@ -13102,7 +13102,7 @@
                 <w:sz w:val="19"/>
                 <w:szCs w:val="19"/>
               </w:rPr>
-              <w:t xml:space="preserve">false</w:t>
+              <w:t xml:space="preserve">true</w:t>
             </w:r>
           </w:p>
         </w:tc>
@@ -13206,7 +13206,7 @@
                 <w:sz w:val="19"/>
                 <w:szCs w:val="19"/>
               </w:rPr>
-              <w:t xml:space="preserve">project.create</w:t>
+              <w:t xml:space="preserve">project.delete</w:t>
             </w:r>
           </w:p>
         </w:tc>
@@ -13240,7 +13240,7 @@
                 <w:sz w:val="19"/>
                 <w:szCs w:val="19"/>
               </w:rPr>
-              <w:t xml:space="preserve">delete=test-1 (R4 → hỏi)</w:t>
+              <w:t xml:space="preserve">project_name=test-1 (R4 → hỏi, POL-17 GEN-03)</w:t>
             </w:r>
           </w:p>
         </w:tc>
@@ -13800,7 +13800,7 @@
                 <w:sz w:val="19"/>
                 <w:szCs w:val="19"/>
               </w:rPr>
-              <w:t xml:space="preserve">false</w:t>
+              <w:t xml:space="preserve">true</w:t>
             </w:r>
           </w:p>
         </w:tc>
@@ -14886,6 +14886,21 @@
           <w:szCs w:val="24"/>
         </w:rPr>
         <w:t xml:space="preserve">[67] V. T. Công, "EIDE-Rà soát đủ điều kiện phát triển (EIDE_Ra_soat_Du_dieu_kien_Phat_trien.xlsx)," 05/09/2026.</w:t>
+      </w:r>
+    </w:p>
+    <w:p>
+      <w:pPr>
+        <w:spacing w:after="100" w:line="276"/>
+        <w:ind w:left="567" w:hanging="567"/>
+        <w:jc w:val="left"/>
+      </w:pPr>
+      <w:r>
+        <w:rPr>
+          <w:rFonts w:ascii="Times New Roman" w:cs="Times New Roman" w:eastAsia="Times New Roman" w:hAnsi="Times New Roman"/>
+          <w:sz w:val="24"/>
+          <w:szCs w:val="24"/>
+        </w:rPr>
+        <w:t xml:space="preserve">[68] Anthropic, "Claude Code documentation — memory (CLAUDE.md), slash commands, hooks, settings," Claude Docs, 2026. [Online]. Available: https://docs.claude.com/en/docs/claude-code</w:t>
       </w:r>
     </w:p>
     <w:sectPr>

--- a/docs/ho-so/EIDE-PRS-16_Prompt_vai_tro_skill.docx
+++ b/docs/ho-so/EIDE-PRS-16_Prompt_vai_tro_skill.docx
@@ -277,7 +277,7 @@
                 <w:sz w:val="21"/>
                 <w:szCs w:val="21"/>
               </w:rPr>
-              <w:t xml:space="preserve">1.0 — phát hành cùng bộ hồ sơ v1.2 (bổ sung theo Rà soát đủ điều kiện phát triển)</w:t>
+              <w:t xml:space="preserve">1.1 — §7: cột `is_big` của bộ 50 câu nay có PHÉP THỬ ghi ra được thay vì gán tay từng dòng — lệnh gọi toàn bộ một chuỗi mẫu DPS-09 §4.4 là true, lệnh gọi một nút của chuỗi là false. Ba câu 45/46/50 giữ nguyên nhãn gốc `is_big=false`: chúng mang `intent=big_command` không phải vì nhiều bước mà vì nhóm registry/bench/measure chưa có ý định riêng (DEV-035). Đo với Gemini thật 07/09/2026: intent 50/50, is_big 48/50; hai câu còn lại là #13 (fixture có thể sai) và #34 (mô hình trả lời khác nhau cho cùng một lệnh ở tiếng Việt và tiếng Anh).</w:t>
             </w:r>
           </w:p>
         </w:tc>
@@ -1217,6 +1217,148 @@
                 <w:szCs w:val="21"/>
               </w:rPr>
               <w:t xml:space="preserve">Phát hành lần đầu — bổ sung lĩnh vực L30</w:t>
+            </w:r>
+          </w:p>
+        </w:tc>
+      </w:tr>
+      <w:tr>
+        <w:tc>
+          <w:tcPr>
+            <w:tcW w:type="dxa" w:w="1500"/>
+            <w:tcBorders>
+              <w:top w:val="single" w:color="7F7F7F" w:sz="4"/>
+              <w:left w:val="single" w:color="7F7F7F" w:sz="4"/>
+              <w:bottom w:val="single" w:color="7F7F7F" w:sz="4"/>
+              <w:right w:val="single" w:color="7F7F7F" w:sz="4"/>
+            </w:tcBorders>
+            <w:shd w:fill="F2F6FB" w:color="auto" w:val="clear"/>
+            <w:tcMar>
+              <w:top w:type="dxa" w:w="50"/>
+              <w:left w:type="dxa" w:w="80"/>
+              <w:bottom w:type="dxa" w:w="50"/>
+              <w:right w:type="dxa" w:w="80"/>
+            </w:tcMar>
+            <w:vAlign w:val="top"/>
+          </w:tcPr>
+          <w:p>
+            <w:pPr>
+              <w:spacing w:after="30" w:line="264"/>
+              <w:jc w:val="left"/>
+            </w:pPr>
+            <w:r>
+              <w:rPr>
+                <w:rFonts w:ascii="Times New Roman" w:cs="Times New Roman" w:eastAsia="Times New Roman" w:hAnsi="Times New Roman"/>
+                <w:b/>
+                <w:bCs/>
+                <w:sz w:val="21"/>
+                <w:szCs w:val="21"/>
+              </w:rPr>
+              <w:t xml:space="preserve">1.1</w:t>
+            </w:r>
+          </w:p>
+        </w:tc>
+        <w:tc>
+          <w:tcPr>
+            <w:tcW w:type="dxa" w:w="1700"/>
+            <w:tcBorders>
+              <w:top w:val="single" w:color="7F7F7F" w:sz="4"/>
+              <w:left w:val="single" w:color="7F7F7F" w:sz="4"/>
+              <w:bottom w:val="single" w:color="7F7F7F" w:sz="4"/>
+              <w:right w:val="single" w:color="7F7F7F" w:sz="4"/>
+            </w:tcBorders>
+            <w:shd w:fill="F2F6FB" w:color="auto" w:val="clear"/>
+            <w:tcMar>
+              <w:top w:type="dxa" w:w="50"/>
+              <w:left w:type="dxa" w:w="80"/>
+              <w:bottom w:type="dxa" w:w="50"/>
+              <w:right w:type="dxa" w:w="80"/>
+            </w:tcMar>
+            <w:vAlign w:val="top"/>
+          </w:tcPr>
+          <w:p>
+            <w:pPr>
+              <w:spacing w:after="30" w:line="264"/>
+              <w:jc w:val="left"/>
+            </w:pPr>
+            <w:r>
+              <w:rPr>
+                <w:rFonts w:ascii="Times New Roman" w:cs="Times New Roman" w:eastAsia="Times New Roman" w:hAnsi="Times New Roman"/>
+                <w:b w:val="false"/>
+                <w:bCs w:val="false"/>
+                <w:sz w:val="21"/>
+                <w:szCs w:val="21"/>
+              </w:rPr>
+              <w:t xml:space="preserve">07/09/2026</w:t>
+            </w:r>
+          </w:p>
+        </w:tc>
+        <w:tc>
+          <w:tcPr>
+            <w:tcW w:type="dxa" w:w="2100"/>
+            <w:tcBorders>
+              <w:top w:val="single" w:color="7F7F7F" w:sz="4"/>
+              <w:left w:val="single" w:color="7F7F7F" w:sz="4"/>
+              <w:bottom w:val="single" w:color="7F7F7F" w:sz="4"/>
+              <w:right w:val="single" w:color="7F7F7F" w:sz="4"/>
+            </w:tcBorders>
+            <w:shd w:fill="F2F6FB" w:color="auto" w:val="clear"/>
+            <w:tcMar>
+              <w:top w:type="dxa" w:w="50"/>
+              <w:left w:type="dxa" w:w="80"/>
+              <w:bottom w:type="dxa" w:w="50"/>
+              <w:right w:type="dxa" w:w="80"/>
+            </w:tcMar>
+            <w:vAlign w:val="top"/>
+          </w:tcPr>
+          <w:p>
+            <w:pPr>
+              <w:spacing w:after="30" w:line="264"/>
+              <w:jc w:val="left"/>
+            </w:pPr>
+            <w:r>
+              <w:rPr>
+                <w:rFonts w:ascii="Times New Roman" w:cs="Times New Roman" w:eastAsia="Times New Roman" w:hAnsi="Times New Roman"/>
+                <w:b w:val="false"/>
+                <w:bCs w:val="false"/>
+                <w:sz w:val="21"/>
+                <w:szCs w:val="21"/>
+              </w:rPr>
+              <w:t xml:space="preserve">Vũ Trí Công</w:t>
+            </w:r>
+          </w:p>
+        </w:tc>
+        <w:tc>
+          <w:tcPr>
+            <w:tcW w:type="dxa" w:w="4000"/>
+            <w:tcBorders>
+              <w:top w:val="single" w:color="7F7F7F" w:sz="4"/>
+              <w:left w:val="single" w:color="7F7F7F" w:sz="4"/>
+              <w:bottom w:val="single" w:color="7F7F7F" w:sz="4"/>
+              <w:right w:val="single" w:color="7F7F7F" w:sz="4"/>
+            </w:tcBorders>
+            <w:shd w:fill="F2F6FB" w:color="auto" w:val="clear"/>
+            <w:tcMar>
+              <w:top w:type="dxa" w:w="50"/>
+              <w:left w:type="dxa" w:w="80"/>
+              <w:bottom w:type="dxa" w:w="50"/>
+              <w:right w:type="dxa" w:w="80"/>
+            </w:tcMar>
+            <w:vAlign w:val="top"/>
+          </w:tcPr>
+          <w:p>
+            <w:pPr>
+              <w:spacing w:after="30" w:line="264"/>
+              <w:jc w:val="left"/>
+            </w:pPr>
+            <w:r>
+              <w:rPr>
+                <w:rFonts w:ascii="Times New Roman" w:cs="Times New Roman" w:eastAsia="Times New Roman" w:hAnsi="Times New Roman"/>
+                <w:b w:val="false"/>
+                <w:bCs w:val="false"/>
+                <w:sz w:val="21"/>
+                <w:szCs w:val="21"/>
+              </w:rPr>
+              <w:t xml:space="preserve">§7: cột `is_big` của bộ 50 câu nay có PHÉP THỬ ghi ra được thay vì gán tay từng dòng — lệnh gọi toàn bộ một chuỗi mẫu DPS-09 §4.4 là true, lệnh gọi một nút của chuỗi là false. Ba câu 45/46/50 giữ nguyên nhãn gốc `is_big=false`: chúng mang `intent=big_command` không phải vì nhiều bước mà vì nhóm registry/bench/measure chưa có ý định riêng (DEV-035). Đo với Gemini thật 07/09/2026: intent 50/50, is_big 48/50; hai câu còn lại là #13 (fixture có thể sai) và #34 (mô hình trả lời khác nhau cho cùng một lệnh ở tiếng Việt và tiếng Anh).</w:t>
             </w:r>
           </w:p>
         </w:tc>
@@ -12925,7 +13067,7 @@
                 <w:sz w:val="19"/>
                 <w:szCs w:val="19"/>
               </w:rPr>
-              <w:t xml:space="preserve">true</w:t>
+              <w:t xml:space="preserve">false</w:t>
             </w:r>
           </w:p>
         </w:tc>
@@ -13102,7 +13244,7 @@
                 <w:sz w:val="19"/>
                 <w:szCs w:val="19"/>
               </w:rPr>
-              <w:t xml:space="preserve">true</w:t>
+              <w:t xml:space="preserve">false</w:t>
             </w:r>
           </w:p>
         </w:tc>
@@ -13800,7 +13942,7 @@
                 <w:sz w:val="19"/>
                 <w:szCs w:val="19"/>
               </w:rPr>
-              <w:t xml:space="preserve">true</w:t>
+              <w:t xml:space="preserve">false</w:t>
             </w:r>
           </w:p>
         </w:tc>
@@ -15039,7 +15181,7 @@
         <w:sz w:val="20"/>
         <w:szCs w:val="20"/>
       </w:rPr>
-      <w:t xml:space="preserve">EIDE-PRS-16 · Prompt, vai trò LLM và skill · v1.0</w:t>
+      <w:t xml:space="preserve">EIDE-PRS-16 · Prompt, vai trò LLM và skill · v1.1</w:t>
     </w:r>
   </w:p>
 </w:hdr>

--- a/docs/ho-so/EIDE-PRS-16_Prompt_vai_tro_skill.docx
+++ b/docs/ho-so/EIDE-PRS-16_Prompt_vai_tro_skill.docx
@@ -4236,7 +4236,7 @@
           <w:sz w:val="19"/>
           <w:szCs w:val="19"/>
         </w:rPr>
-        <w:t xml:space="preserve"> "steps":{"type":"array","items":{"type":"object","required":["n","goal","by","done_when"],"properties":{"n":{"type":"integer"},"goal":{"type":"string"},"by":{"type":"string"},"done_when":{"type":"string"},"cites":{"type":"array","items":{"type":"string"}},"needs_review":{"type":"boolean"},"touches":{"type":"array","items":{"type":"string","enum":["isr","linker","clock","dma","power","actuator","none"]}}}}},</w:t>
+        <w:t xml:space="preserve"> "steps":{"type":"array","items":{"type":"object","required":["id","goal","cap","done_when"],"properties":{"id":{"type":"string"},"goal":{"type":"string"},"cap":{"type":"string"},"done_when":{"type":"string"},"cites":{"type":"array","items":{"type":"string"}},"needs_review":{"type":"boolean"},"touches":{"type":"array","items":{"type":"string","enum":["isr","linker","clock","dma","power","actuator","none"]}}}}},</w:t>
       </w:r>
     </w:p>
     <w:p>
